--- a/5-人员管理/流程制度规范类文件/050106-人员备份管理制度.docx
+++ b/5-人员管理/流程制度规范类文件/050106-人员备份管理制度.docx
@@ -134,7 +134,7 @@
         <w:overflowPunct/>
         <w:bidi w:val="0"/>
       </w:pPr>
-      <w:bookmarkStart w:id="0" w:name="_Toc17836"/>
+      <w:bookmarkStart w:id="0" w:name="_Toc15912"/>
       <w:r>
         <w:rPr>
           <w:rFonts w:hint="eastAsia"/>
@@ -157,7 +157,7 @@
           <w:lang w:val="en-US"/>
         </w:rPr>
       </w:pPr>
-      <w:bookmarkStart w:id="1" w:name="_Toc5294"/>
+      <w:bookmarkStart w:id="1" w:name="_Toc25002"/>
       <w:r>
         <w:rPr>
           <w:rFonts w:hint="eastAsia"/>
@@ -1193,6 +1193,12 @@
             <w:insideH w:val="single" w:color="000000" w:sz="2" w:space="0"/>
             <w:insideV w:val="single" w:color="000000" w:sz="2" w:space="0"/>
           </w:tblBorders>
+          <w:tblCellMar>
+            <w:top w:w="0" w:type="dxa"/>
+            <w:left w:w="0" w:type="dxa"/>
+            <w:bottom w:w="0" w:type="dxa"/>
+            <w:right w:w="0" w:type="dxa"/>
+          </w:tblCellMar>
         </w:tblPrEx>
         <w:trPr>
           <w:trHeight w:val="556" w:hRule="atLeast"/>
@@ -1733,7 +1739,7 @@
               <w:rFonts w:hint="eastAsia" w:ascii="宋体" w:hAnsi="宋体" w:eastAsia="宋体" w:cs="宋体"/>
               <w:szCs w:val="24"/>
             </w:rPr>
-            <w:instrText xml:space="preserve"> HYPERLINK \l _Toc17836 </w:instrText>
+            <w:instrText xml:space="preserve"> HYPERLINK \l _Toc15912 </w:instrText>
           </w:r>
           <w:r>
             <w:rPr>
@@ -1756,7 +1762,7 @@
             <w:fldChar w:fldCharType="begin"/>
           </w:r>
           <w:r>
-            <w:instrText xml:space="preserve"> PAGEREF _Toc17836 \h </w:instrText>
+            <w:instrText xml:space="preserve"> PAGEREF _Toc15912 \h </w:instrText>
           </w:r>
           <w:r>
             <w:fldChar w:fldCharType="separate"/>
@@ -1794,7 +1800,7 @@
               <w:rFonts w:hint="eastAsia" w:ascii="宋体" w:hAnsi="宋体" w:eastAsia="宋体" w:cs="宋体"/>
               <w:szCs w:val="24"/>
             </w:rPr>
-            <w:instrText xml:space="preserve"> HYPERLINK \l _Toc5294 </w:instrText>
+            <w:instrText xml:space="preserve"> HYPERLINK \l _Toc25002 </w:instrText>
           </w:r>
           <w:r>
             <w:rPr>
@@ -1817,7 +1823,7 @@
             <w:fldChar w:fldCharType="begin"/>
           </w:r>
           <w:r>
-            <w:instrText xml:space="preserve"> PAGEREF _Toc5294 \h </w:instrText>
+            <w:instrText xml:space="preserve"> PAGEREF _Toc25002 \h </w:instrText>
           </w:r>
           <w:r>
             <w:fldChar w:fldCharType="separate"/>
@@ -1855,7 +1861,7 @@
               <w:rFonts w:hint="eastAsia" w:ascii="宋体" w:hAnsi="宋体" w:eastAsia="宋体" w:cs="宋体"/>
               <w:szCs w:val="24"/>
             </w:rPr>
-            <w:instrText xml:space="preserve"> HYPERLINK \l _Toc6507 </w:instrText>
+            <w:instrText xml:space="preserve"> HYPERLINK \l _Toc31664 </w:instrText>
           </w:r>
           <w:r>
             <w:rPr>
@@ -1880,7 +1886,7 @@
             <w:fldChar w:fldCharType="begin"/>
           </w:r>
           <w:r>
-            <w:instrText xml:space="preserve"> PAGEREF _Toc6507 \h </w:instrText>
+            <w:instrText xml:space="preserve"> PAGEREF _Toc31664 \h </w:instrText>
           </w:r>
           <w:r>
             <w:fldChar w:fldCharType="separate"/>
@@ -1918,7 +1924,7 @@
               <w:rFonts w:hint="eastAsia" w:ascii="宋体" w:hAnsi="宋体" w:eastAsia="宋体" w:cs="宋体"/>
               <w:szCs w:val="24"/>
             </w:rPr>
-            <w:instrText xml:space="preserve"> HYPERLINK \l _Toc31258 </w:instrText>
+            <w:instrText xml:space="preserve"> HYPERLINK \l _Toc29162 </w:instrText>
           </w:r>
           <w:r>
             <w:rPr>
@@ -1948,7 +1954,7 @@
             <w:fldChar w:fldCharType="begin"/>
           </w:r>
           <w:r>
-            <w:instrText xml:space="preserve"> PAGEREF _Toc31258 \h </w:instrText>
+            <w:instrText xml:space="preserve"> PAGEREF _Toc29162 \h </w:instrText>
           </w:r>
           <w:r>
             <w:fldChar w:fldCharType="separate"/>
@@ -1986,7 +1992,7 @@
               <w:rFonts w:hint="eastAsia" w:ascii="宋体" w:hAnsi="宋体" w:eastAsia="宋体" w:cs="宋体"/>
               <w:szCs w:val="24"/>
             </w:rPr>
-            <w:instrText xml:space="preserve"> HYPERLINK \l _Toc32458 </w:instrText>
+            <w:instrText xml:space="preserve"> HYPERLINK \l _Toc3206 </w:instrText>
           </w:r>
           <w:r>
             <w:rPr>
@@ -2014,13 +2020,11 @@
           <w:r>
             <w:tab/>
           </w:r>
-          <w:bookmarkStart w:id="23" w:name="_GoBack"/>
-          <w:bookmarkEnd w:id="23"/>
           <w:r>
             <w:fldChar w:fldCharType="begin"/>
           </w:r>
           <w:r>
-            <w:instrText xml:space="preserve"> PAGEREF _Toc32458 \h </w:instrText>
+            <w:instrText xml:space="preserve"> PAGEREF _Toc3206 \h </w:instrText>
           </w:r>
           <w:r>
             <w:fldChar w:fldCharType="separate"/>
@@ -2058,7 +2062,7 @@
               <w:rFonts w:hint="eastAsia" w:ascii="宋体" w:hAnsi="宋体" w:eastAsia="宋体" w:cs="宋体"/>
               <w:szCs w:val="24"/>
             </w:rPr>
-            <w:instrText xml:space="preserve"> HYPERLINK \l _Toc25138 </w:instrText>
+            <w:instrText xml:space="preserve"> HYPERLINK \l _Toc9800 </w:instrText>
           </w:r>
           <w:r>
             <w:rPr>
@@ -2088,7 +2092,7 @@
             <w:fldChar w:fldCharType="begin"/>
           </w:r>
           <w:r>
-            <w:instrText xml:space="preserve"> PAGEREF _Toc25138 \h </w:instrText>
+            <w:instrText xml:space="preserve"> PAGEREF _Toc9800 \h </w:instrText>
           </w:r>
           <w:r>
             <w:fldChar w:fldCharType="separate"/>
@@ -2126,7 +2130,7 @@
               <w:rFonts w:hint="eastAsia" w:ascii="宋体" w:hAnsi="宋体" w:eastAsia="宋体" w:cs="宋体"/>
               <w:szCs w:val="24"/>
             </w:rPr>
-            <w:instrText xml:space="preserve"> HYPERLINK \l _Toc29316 </w:instrText>
+            <w:instrText xml:space="preserve"> HYPERLINK \l _Toc14328 </w:instrText>
           </w:r>
           <w:r>
             <w:rPr>
@@ -2156,7 +2160,7 @@
             <w:fldChar w:fldCharType="begin"/>
           </w:r>
           <w:r>
-            <w:instrText xml:space="preserve"> PAGEREF _Toc29316 \h </w:instrText>
+            <w:instrText xml:space="preserve"> PAGEREF _Toc14328 \h </w:instrText>
           </w:r>
           <w:r>
             <w:fldChar w:fldCharType="separate"/>
@@ -2194,7 +2198,7 @@
               <w:rFonts w:hint="eastAsia" w:ascii="宋体" w:hAnsi="宋体" w:eastAsia="宋体" w:cs="宋体"/>
               <w:szCs w:val="24"/>
             </w:rPr>
-            <w:instrText xml:space="preserve"> HYPERLINK \l _Toc9500 </w:instrText>
+            <w:instrText xml:space="preserve"> HYPERLINK \l _Toc21235 </w:instrText>
           </w:r>
           <w:r>
             <w:rPr>
@@ -2224,7 +2228,7 @@
             <w:fldChar w:fldCharType="begin"/>
           </w:r>
           <w:r>
-            <w:instrText xml:space="preserve"> PAGEREF _Toc9500 \h </w:instrText>
+            <w:instrText xml:space="preserve"> PAGEREF _Toc21235 \h </w:instrText>
           </w:r>
           <w:r>
             <w:fldChar w:fldCharType="separate"/>
@@ -2262,7 +2266,7 @@
               <w:rFonts w:hint="eastAsia" w:ascii="宋体" w:hAnsi="宋体" w:eastAsia="宋体" w:cs="宋体"/>
               <w:szCs w:val="24"/>
             </w:rPr>
-            <w:instrText xml:space="preserve"> HYPERLINK \l _Toc26905 </w:instrText>
+            <w:instrText xml:space="preserve"> HYPERLINK \l _Toc2829 </w:instrText>
           </w:r>
           <w:r>
             <w:rPr>
@@ -2292,7 +2296,7 @@
             <w:fldChar w:fldCharType="begin"/>
           </w:r>
           <w:r>
-            <w:instrText xml:space="preserve"> PAGEREF _Toc26905 \h </w:instrText>
+            <w:instrText xml:space="preserve"> PAGEREF _Toc2829 \h </w:instrText>
           </w:r>
           <w:r>
             <w:fldChar w:fldCharType="separate"/>
@@ -2330,7 +2334,7 @@
               <w:rFonts w:hint="eastAsia" w:ascii="宋体" w:hAnsi="宋体" w:eastAsia="宋体" w:cs="宋体"/>
               <w:szCs w:val="24"/>
             </w:rPr>
-            <w:instrText xml:space="preserve"> HYPERLINK \l _Toc13959 </w:instrText>
+            <w:instrText xml:space="preserve"> HYPERLINK \l _Toc7183 </w:instrText>
           </w:r>
           <w:r>
             <w:rPr>
@@ -2360,7 +2364,7 @@
             <w:fldChar w:fldCharType="begin"/>
           </w:r>
           <w:r>
-            <w:instrText xml:space="preserve"> PAGEREF _Toc13959 \h </w:instrText>
+            <w:instrText xml:space="preserve"> PAGEREF _Toc7183 \h </w:instrText>
           </w:r>
           <w:r>
             <w:fldChar w:fldCharType="separate"/>
@@ -2398,7 +2402,7 @@
               <w:rFonts w:hint="eastAsia" w:ascii="宋体" w:hAnsi="宋体" w:eastAsia="宋体" w:cs="宋体"/>
               <w:szCs w:val="24"/>
             </w:rPr>
-            <w:instrText xml:space="preserve"> HYPERLINK \l _Toc15356 </w:instrText>
+            <w:instrText xml:space="preserve"> HYPERLINK \l _Toc32711 </w:instrText>
           </w:r>
           <w:r>
             <w:rPr>
@@ -2423,7 +2427,7 @@
             <w:fldChar w:fldCharType="begin"/>
           </w:r>
           <w:r>
-            <w:instrText xml:space="preserve"> PAGEREF _Toc15356 \h </w:instrText>
+            <w:instrText xml:space="preserve"> PAGEREF _Toc32711 \h </w:instrText>
           </w:r>
           <w:r>
             <w:fldChar w:fldCharType="separate"/>
@@ -2461,7 +2465,7 @@
               <w:rFonts w:hint="eastAsia" w:ascii="宋体" w:hAnsi="宋体" w:eastAsia="宋体" w:cs="宋体"/>
               <w:szCs w:val="24"/>
             </w:rPr>
-            <w:instrText xml:space="preserve"> HYPERLINK \l _Toc29840 </w:instrText>
+            <w:instrText xml:space="preserve"> HYPERLINK \l _Toc2135 </w:instrText>
           </w:r>
           <w:r>
             <w:rPr>
@@ -2493,7 +2497,7 @@
             <w:fldChar w:fldCharType="begin"/>
           </w:r>
           <w:r>
-            <w:instrText xml:space="preserve"> PAGEREF _Toc29840 \h </w:instrText>
+            <w:instrText xml:space="preserve"> PAGEREF _Toc2135 \h </w:instrText>
           </w:r>
           <w:r>
             <w:fldChar w:fldCharType="separate"/>
@@ -2531,7 +2535,7 @@
               <w:rFonts w:hint="eastAsia" w:ascii="宋体" w:hAnsi="宋体" w:eastAsia="宋体" w:cs="宋体"/>
               <w:szCs w:val="24"/>
             </w:rPr>
-            <w:instrText xml:space="preserve"> HYPERLINK \l _Toc31080 </w:instrText>
+            <w:instrText xml:space="preserve"> HYPERLINK \l _Toc11182 </w:instrText>
           </w:r>
           <w:r>
             <w:rPr>
@@ -2556,7 +2560,7 @@
             <w:fldChar w:fldCharType="begin"/>
           </w:r>
           <w:r>
-            <w:instrText xml:space="preserve"> PAGEREF _Toc31080 \h </w:instrText>
+            <w:instrText xml:space="preserve"> PAGEREF _Toc11182 \h </w:instrText>
           </w:r>
           <w:r>
             <w:fldChar w:fldCharType="separate"/>
@@ -2594,7 +2598,7 @@
               <w:rFonts w:hint="eastAsia" w:ascii="宋体" w:hAnsi="宋体" w:eastAsia="宋体" w:cs="宋体"/>
               <w:szCs w:val="24"/>
             </w:rPr>
-            <w:instrText xml:space="preserve"> HYPERLINK \l _Toc721 </w:instrText>
+            <w:instrText xml:space="preserve"> HYPERLINK \l _Toc16899 </w:instrText>
           </w:r>
           <w:r>
             <w:rPr>
@@ -2623,7 +2627,7 @@
             <w:fldChar w:fldCharType="begin"/>
           </w:r>
           <w:r>
-            <w:instrText xml:space="preserve"> PAGEREF _Toc721 \h </w:instrText>
+            <w:instrText xml:space="preserve"> PAGEREF _Toc16899 \h </w:instrText>
           </w:r>
           <w:r>
             <w:fldChar w:fldCharType="separate"/>
@@ -2661,7 +2665,7 @@
               <w:rFonts w:hint="eastAsia" w:ascii="宋体" w:hAnsi="宋体" w:eastAsia="宋体" w:cs="宋体"/>
               <w:szCs w:val="24"/>
             </w:rPr>
-            <w:instrText xml:space="preserve"> HYPERLINK \l _Toc29621 </w:instrText>
+            <w:instrText xml:space="preserve"> HYPERLINK \l _Toc6051 </w:instrText>
           </w:r>
           <w:r>
             <w:rPr>
@@ -2691,7 +2695,7 @@
             <w:fldChar w:fldCharType="begin"/>
           </w:r>
           <w:r>
-            <w:instrText xml:space="preserve"> PAGEREF _Toc29621 \h </w:instrText>
+            <w:instrText xml:space="preserve"> PAGEREF _Toc6051 \h </w:instrText>
           </w:r>
           <w:r>
             <w:fldChar w:fldCharType="separate"/>
@@ -2729,7 +2733,7 @@
               <w:rFonts w:hint="eastAsia" w:ascii="宋体" w:hAnsi="宋体" w:eastAsia="宋体" w:cs="宋体"/>
               <w:szCs w:val="24"/>
             </w:rPr>
-            <w:instrText xml:space="preserve"> HYPERLINK \l _Toc15069 </w:instrText>
+            <w:instrText xml:space="preserve"> HYPERLINK \l _Toc16339 </w:instrText>
           </w:r>
           <w:r>
             <w:rPr>
@@ -2759,7 +2763,7 @@
             <w:fldChar w:fldCharType="begin"/>
           </w:r>
           <w:r>
-            <w:instrText xml:space="preserve"> PAGEREF _Toc15069 \h </w:instrText>
+            <w:instrText xml:space="preserve"> PAGEREF _Toc16339 \h </w:instrText>
           </w:r>
           <w:r>
             <w:fldChar w:fldCharType="separate"/>
@@ -2797,7 +2801,7 @@
               <w:rFonts w:hint="eastAsia" w:ascii="宋体" w:hAnsi="宋体" w:eastAsia="宋体" w:cs="宋体"/>
               <w:szCs w:val="24"/>
             </w:rPr>
-            <w:instrText xml:space="preserve"> HYPERLINK \l _Toc5210 </w:instrText>
+            <w:instrText xml:space="preserve"> HYPERLINK \l _Toc13124 </w:instrText>
           </w:r>
           <w:r>
             <w:rPr>
@@ -2827,7 +2831,7 @@
             <w:fldChar w:fldCharType="begin"/>
           </w:r>
           <w:r>
-            <w:instrText xml:space="preserve"> PAGEREF _Toc5210 \h </w:instrText>
+            <w:instrText xml:space="preserve"> PAGEREF _Toc13124 \h </w:instrText>
           </w:r>
           <w:r>
             <w:fldChar w:fldCharType="separate"/>
@@ -2912,7 +2916,7 @@
         <w:overflowPunct/>
         <w:bidi w:val="0"/>
       </w:pPr>
-      <w:bookmarkStart w:id="2" w:name="_Toc6507"/>
+      <w:bookmarkStart w:id="2" w:name="_Toc31664"/>
       <w:r>
         <w:t>目的</w:t>
       </w:r>
@@ -2944,7 +2948,7 @@
           <w:lang w:val="en-US" w:eastAsia="zh-CN"/>
         </w:rPr>
       </w:pPr>
-      <w:bookmarkStart w:id="3" w:name="_Toc31258"/>
+      <w:bookmarkStart w:id="3" w:name="_Toc29162"/>
       <w:r>
         <w:rPr>
           <w:rFonts w:hint="eastAsia"/>
@@ -2998,7 +3002,7 @@
         <w:overflowPunct/>
         <w:bidi w:val="0"/>
       </w:pPr>
-      <w:bookmarkStart w:id="4" w:name="_Toc32458"/>
+      <w:bookmarkStart w:id="4" w:name="_Toc3206"/>
       <w:r>
         <w:rPr>
           <w:rFonts w:hint="eastAsia"/>
@@ -3037,7 +3041,7 @@
           <w:lang w:val="en-US" w:eastAsia="zh-CN"/>
         </w:rPr>
       </w:pPr>
-      <w:bookmarkStart w:id="5" w:name="_Toc25138"/>
+      <w:bookmarkStart w:id="5" w:name="_Toc9800"/>
       <w:r>
         <w:rPr>
           <w:rFonts w:hint="eastAsia"/>
@@ -3060,7 +3064,7 @@
           <w:lang w:val="en-US" w:eastAsia="zh-CN"/>
         </w:rPr>
       </w:pPr>
-      <w:bookmarkStart w:id="6" w:name="_Toc29316"/>
+      <w:bookmarkStart w:id="6" w:name="_Toc14328"/>
       <w:r>
         <w:rPr>
           <w:rFonts w:hint="eastAsia"/>
@@ -3187,7 +3191,7 @@
           <w:lang w:val="en-US" w:eastAsia="zh-CN"/>
         </w:rPr>
       </w:pPr>
-      <w:bookmarkStart w:id="7" w:name="_Toc9500"/>
+      <w:bookmarkStart w:id="7" w:name="_Toc21235"/>
       <w:r>
         <w:rPr>
           <w:rFonts w:hint="eastAsia"/>
@@ -3289,7 +3293,7 @@
         </w:rPr>
       </w:pPr>
       <w:bookmarkStart w:id="8" w:name="_Toc7909"/>
-      <w:bookmarkStart w:id="9" w:name="_Toc26905"/>
+      <w:bookmarkStart w:id="9" w:name="_Toc2829"/>
       <w:r>
         <w:rPr>
           <w:rFonts w:hint="eastAsia"/>
@@ -3313,7 +3317,7 @@
           <w:lang w:eastAsia="zh-CN"/>
         </w:rPr>
       </w:pPr>
-      <w:bookmarkStart w:id="10" w:name="_Toc13959"/>
+      <w:bookmarkStart w:id="10" w:name="_Toc7183"/>
       <w:r>
         <w:rPr>
           <w:rFonts w:hint="eastAsia"/>
@@ -3345,7 +3349,7 @@
         <w:overflowPunct/>
         <w:bidi w:val="0"/>
       </w:pPr>
-      <w:bookmarkStart w:id="11" w:name="_Toc15356"/>
+      <w:bookmarkStart w:id="11" w:name="_Toc32711"/>
       <w:r>
         <w:t>备份触发</w:t>
       </w:r>
@@ -3373,7 +3377,7 @@
         <w:overflowPunct/>
         <w:bidi w:val="0"/>
       </w:pPr>
-      <w:bookmarkStart w:id="12" w:name="_Toc29840"/>
+      <w:bookmarkStart w:id="12" w:name="_Toc2135"/>
       <w:r>
         <w:rPr>
           <w:rFonts w:hint="eastAsia"/>
@@ -3408,7 +3412,7 @@
         <w:overflowPunct/>
         <w:bidi w:val="0"/>
       </w:pPr>
-      <w:bookmarkStart w:id="13" w:name="_Toc31080"/>
+      <w:bookmarkStart w:id="13" w:name="_Toc11182"/>
       <w:r>
         <w:t>工作交接</w:t>
       </w:r>
@@ -3439,7 +3443,7 @@
       <w:bookmarkStart w:id="14" w:name="bookmark5"/>
       <w:bookmarkEnd w:id="14"/>
       <w:bookmarkStart w:id="15" w:name="_Toc9082"/>
-      <w:bookmarkStart w:id="16" w:name="_Toc721"/>
+      <w:bookmarkStart w:id="16" w:name="_Toc16899"/>
       <w:r>
         <w:rPr>
           <w:rFonts w:hint="eastAsia"/>
@@ -3532,29 +3536,355 @@
     </w:p>
     <w:p>
       <w:pPr>
+        <w:pStyle w:val="32"/>
         <w:keepLines w:val="0"/>
         <w:pageBreakBefore w:val="0"/>
+        <w:widowControl w:val="0"/>
         <w:wordWrap/>
         <w:overflowPunct/>
         <w:bidi w:val="0"/>
-        <w:rPr>
-          <w:rStyle w:val="40"/>
-          <w:rFonts w:hint="default" w:eastAsia="宋体"/>
+      </w:pPr>
+      <w:bookmarkStart w:id="17" w:name="_Toc5250"/>
+      <w:bookmarkStart w:id="18" w:name="_Toc26331"/>
+      <w:r>
+        <w:rPr>
+          <w:rFonts w:hint="eastAsia"/>
           <w:lang w:val="en-US" w:eastAsia="zh-CN"/>
         </w:rPr>
-      </w:pPr>
-      <w:bookmarkStart w:id="17" w:name="bookmark3"/>
+        <w:t>考核指标</w:t>
+      </w:r>
       <w:bookmarkEnd w:id="17"/>
-      <w:bookmarkStart w:id="18" w:name="_Toc17424"/>
-      <w:r>
-        <w:rPr>
-          <w:rStyle w:val="40"/>
-          <w:rFonts w:hint="eastAsia" w:eastAsia="宋体"/>
-          <w:lang w:val="en-US" w:eastAsia="zh-CN"/>
-        </w:rPr>
-        <w:br w:type="page"/>
-      </w:r>
+      <w:bookmarkEnd w:id="18"/>
     </w:p>
+    <w:tbl>
+      <w:tblPr>
+        <w:tblStyle w:val="22"/>
+        <w:tblW w:w="0" w:type="auto"/>
+        <w:jc w:val="center"/>
+        <w:tblBorders>
+          <w:top w:val="single" w:color="auto" w:sz="4" w:space="0"/>
+          <w:left w:val="single" w:color="auto" w:sz="4" w:space="0"/>
+          <w:bottom w:val="single" w:color="auto" w:sz="4" w:space="0"/>
+          <w:right w:val="single" w:color="auto" w:sz="4" w:space="0"/>
+          <w:insideH w:val="single" w:color="auto" w:sz="4" w:space="0"/>
+          <w:insideV w:val="single" w:color="auto" w:sz="4" w:space="0"/>
+        </w:tblBorders>
+        <w:tblLayout w:type="autofit"/>
+        <w:tblCellMar>
+          <w:top w:w="0" w:type="dxa"/>
+          <w:left w:w="108" w:type="dxa"/>
+          <w:bottom w:w="0" w:type="dxa"/>
+          <w:right w:w="108" w:type="dxa"/>
+        </w:tblCellMar>
+      </w:tblPr>
+      <w:tblGrid>
+        <w:gridCol w:w="1848"/>
+        <w:gridCol w:w="3706"/>
+        <w:gridCol w:w="1147"/>
+        <w:gridCol w:w="911"/>
+      </w:tblGrid>
+      <w:tr>
+        <w:tblPrEx>
+          <w:tblBorders>
+            <w:top w:val="single" w:color="auto" w:sz="4" w:space="0"/>
+            <w:left w:val="single" w:color="auto" w:sz="4" w:space="0"/>
+            <w:bottom w:val="single" w:color="auto" w:sz="4" w:space="0"/>
+            <w:right w:val="single" w:color="auto" w:sz="4" w:space="0"/>
+            <w:insideH w:val="single" w:color="auto" w:sz="4" w:space="0"/>
+            <w:insideV w:val="single" w:color="auto" w:sz="4" w:space="0"/>
+          </w:tblBorders>
+          <w:tblCellMar>
+            <w:top w:w="0" w:type="dxa"/>
+            <w:left w:w="108" w:type="dxa"/>
+            <w:bottom w:w="0" w:type="dxa"/>
+            <w:right w:w="108" w:type="dxa"/>
+          </w:tblCellMar>
+        </w:tblPrEx>
+        <w:trPr>
+          <w:jc w:val="center"/>
+        </w:trPr>
+        <w:tc>
+          <w:tcPr>
+            <w:tcW w:w="1848" w:type="dxa"/>
+            <w:vAlign w:val="center"/>
+          </w:tcPr>
+          <w:p>
+            <w:pPr>
+              <w:keepLines w:val="0"/>
+              <w:pageBreakBefore w:val="0"/>
+              <w:widowControl w:val="0"/>
+              <w:wordWrap/>
+              <w:overflowPunct/>
+              <w:bidi w:val="0"/>
+              <w:jc w:val="center"/>
+              <w:rPr>
+                <w:rFonts w:hint="default" w:eastAsia="宋体"/>
+                <w:b/>
+                <w:bCs/>
+                <w:vertAlign w:val="baseline"/>
+                <w:lang w:val="en-US" w:eastAsia="zh-CN"/>
+              </w:rPr>
+            </w:pPr>
+            <w:r>
+              <w:rPr>
+                <w:rFonts w:hint="eastAsia" w:eastAsia="宋体"/>
+                <w:b/>
+                <w:bCs/>
+                <w:vertAlign w:val="baseline"/>
+                <w:lang w:val="en-US" w:eastAsia="zh-CN"/>
+              </w:rPr>
+              <w:t>指标度量项</w:t>
+            </w:r>
+          </w:p>
+        </w:tc>
+        <w:tc>
+          <w:tcPr>
+            <w:tcW w:w="3706" w:type="dxa"/>
+            <w:vAlign w:val="center"/>
+          </w:tcPr>
+          <w:p>
+            <w:pPr>
+              <w:keepLines w:val="0"/>
+              <w:pageBreakBefore w:val="0"/>
+              <w:widowControl w:val="0"/>
+              <w:wordWrap/>
+              <w:overflowPunct/>
+              <w:bidi w:val="0"/>
+              <w:jc w:val="center"/>
+              <w:rPr>
+                <w:rFonts w:hint="default" w:eastAsia="宋体"/>
+                <w:b/>
+                <w:bCs/>
+                <w:vertAlign w:val="baseline"/>
+                <w:lang w:val="en-US" w:eastAsia="zh-CN"/>
+              </w:rPr>
+            </w:pPr>
+            <w:r>
+              <w:rPr>
+                <w:rFonts w:hint="eastAsia" w:eastAsia="宋体"/>
+                <w:b/>
+                <w:bCs/>
+                <w:vertAlign w:val="baseline"/>
+                <w:lang w:val="en-US" w:eastAsia="zh-CN"/>
+              </w:rPr>
+              <w:t>计算公式</w:t>
+            </w:r>
+          </w:p>
+        </w:tc>
+        <w:tc>
+          <w:tcPr>
+            <w:tcW w:w="1147" w:type="dxa"/>
+            <w:vAlign w:val="center"/>
+          </w:tcPr>
+          <w:p>
+            <w:pPr>
+              <w:keepLines w:val="0"/>
+              <w:pageBreakBefore w:val="0"/>
+              <w:widowControl w:val="0"/>
+              <w:wordWrap/>
+              <w:overflowPunct/>
+              <w:bidi w:val="0"/>
+              <w:jc w:val="center"/>
+              <w:rPr>
+                <w:rFonts w:hint="default" w:eastAsia="宋体"/>
+                <w:b/>
+                <w:bCs/>
+                <w:vertAlign w:val="baseline"/>
+                <w:lang w:val="en-US" w:eastAsia="zh-CN"/>
+              </w:rPr>
+            </w:pPr>
+            <w:r>
+              <w:rPr>
+                <w:rFonts w:hint="eastAsia" w:eastAsia="宋体"/>
+                <w:b/>
+                <w:bCs/>
+                <w:vertAlign w:val="baseline"/>
+                <w:lang w:val="en-US" w:eastAsia="zh-CN"/>
+              </w:rPr>
+              <w:t>指标要求</w:t>
+            </w:r>
+          </w:p>
+        </w:tc>
+        <w:tc>
+          <w:tcPr>
+            <w:tcW w:w="911" w:type="dxa"/>
+            <w:shd w:val="clear" w:color="auto" w:fill="auto"/>
+            <w:vAlign w:val="center"/>
+          </w:tcPr>
+          <w:p>
+            <w:pPr>
+              <w:keepLines w:val="0"/>
+              <w:pageBreakBefore w:val="0"/>
+              <w:widowControl w:val="0"/>
+              <w:wordWrap/>
+              <w:overflowPunct/>
+              <w:bidi w:val="0"/>
+              <w:jc w:val="center"/>
+              <w:rPr>
+                <w:rFonts w:hint="eastAsia" w:ascii="宋体" w:hAnsi="宋体" w:eastAsia="宋体" w:cs="宋体"/>
+                <w:b/>
+                <w:bCs/>
+                <w:snapToGrid w:val="0"/>
+                <w:color w:val="000000"/>
+                <w:kern w:val="0"/>
+                <w:sz w:val="18"/>
+                <w:szCs w:val="18"/>
+                <w:lang w:val="en-US" w:eastAsia="en-US" w:bidi="ar-SA"/>
+              </w:rPr>
+            </w:pPr>
+            <w:r>
+              <w:rPr>
+                <w:rFonts w:hint="eastAsia" w:ascii="宋体" w:hAnsi="宋体" w:eastAsia="宋体" w:cs="宋体"/>
+                <w:b/>
+                <w:bCs/>
+                <w:sz w:val="18"/>
+                <w:szCs w:val="18"/>
+              </w:rPr>
+              <w:t>频率</w:t>
+            </w:r>
+          </w:p>
+        </w:tc>
+      </w:tr>
+      <w:tr>
+        <w:tblPrEx>
+          <w:tblBorders>
+            <w:top w:val="single" w:color="auto" w:sz="4" w:space="0"/>
+            <w:left w:val="single" w:color="auto" w:sz="4" w:space="0"/>
+            <w:bottom w:val="single" w:color="auto" w:sz="4" w:space="0"/>
+            <w:right w:val="single" w:color="auto" w:sz="4" w:space="0"/>
+            <w:insideH w:val="single" w:color="auto" w:sz="4" w:space="0"/>
+            <w:insideV w:val="single" w:color="auto" w:sz="4" w:space="0"/>
+          </w:tblBorders>
+          <w:tblCellMar>
+            <w:top w:w="0" w:type="dxa"/>
+            <w:left w:w="108" w:type="dxa"/>
+            <w:bottom w:w="0" w:type="dxa"/>
+            <w:right w:w="108" w:type="dxa"/>
+          </w:tblCellMar>
+        </w:tblPrEx>
+        <w:trPr>
+          <w:trHeight w:val="524" w:hRule="atLeast"/>
+          <w:jc w:val="center"/>
+        </w:trPr>
+        <w:tc>
+          <w:tcPr>
+            <w:tcW w:w="1848" w:type="dxa"/>
+            <w:shd w:val="clear" w:color="auto" w:fill="auto"/>
+            <w:vAlign w:val="top"/>
+          </w:tcPr>
+          <w:p>
+            <w:pPr>
+              <w:rPr>
+                <w:rFonts w:hint="eastAsia" w:ascii="宋体" w:hAnsi="宋体" w:eastAsia="宋体" w:cs="宋体"/>
+                <w:snapToGrid w:val="0"/>
+                <w:color w:val="000000"/>
+                <w:kern w:val="0"/>
+                <w:sz w:val="18"/>
+                <w:szCs w:val="18"/>
+                <w:lang w:val="en-US" w:eastAsia="zh-CN" w:bidi="ar-SA"/>
+              </w:rPr>
+            </w:pPr>
+            <w:bookmarkStart w:id="25" w:name="_GoBack"/>
+            <w:bookmarkEnd w:id="25"/>
+            <w:r>
+              <w:rPr>
+                <w:rFonts w:hint="eastAsia" w:ascii="宋体" w:hAnsi="宋体" w:eastAsia="宋体" w:cs="宋体"/>
+                <w:sz w:val="18"/>
+                <w:szCs w:val="18"/>
+                <w:lang w:val="en-US" w:eastAsia="zh-CN"/>
+              </w:rPr>
+              <w:t>备份计划完成率</w:t>
+            </w:r>
+          </w:p>
+        </w:tc>
+        <w:tc>
+          <w:tcPr>
+            <w:tcW w:w="3706" w:type="dxa"/>
+            <w:shd w:val="clear" w:color="auto" w:fill="auto"/>
+            <w:vAlign w:val="top"/>
+          </w:tcPr>
+          <w:p>
+            <w:pPr>
+              <w:rPr>
+                <w:rFonts w:hint="eastAsia" w:ascii="宋体" w:hAnsi="宋体" w:eastAsia="宋体" w:cs="宋体"/>
+                <w:snapToGrid w:val="0"/>
+                <w:color w:val="000000"/>
+                <w:kern w:val="0"/>
+                <w:sz w:val="18"/>
+                <w:szCs w:val="18"/>
+                <w:lang w:val="en-US" w:eastAsia="en-US" w:bidi="ar-SA"/>
+              </w:rPr>
+            </w:pPr>
+            <w:r>
+              <w:rPr>
+                <w:rFonts w:hint="eastAsia" w:ascii="宋体" w:hAnsi="宋体" w:eastAsia="宋体" w:cs="宋体"/>
+                <w:sz w:val="18"/>
+                <w:szCs w:val="18"/>
+                <w:lang w:val="en-US" w:eastAsia="zh-CN"/>
+              </w:rPr>
+              <w:t>年度实际备份人数/年度计划备份人数*100%</w:t>
+            </w:r>
+          </w:p>
+        </w:tc>
+        <w:tc>
+          <w:tcPr>
+            <w:tcW w:w="1147" w:type="dxa"/>
+            <w:shd w:val="clear" w:color="auto" w:fill="auto"/>
+            <w:vAlign w:val="top"/>
+          </w:tcPr>
+          <w:p>
+            <w:pPr>
+              <w:rPr>
+                <w:rFonts w:hint="eastAsia" w:ascii="宋体" w:hAnsi="宋体" w:eastAsia="宋体" w:cs="宋体"/>
+                <w:snapToGrid w:val="0"/>
+                <w:color w:val="000000"/>
+                <w:kern w:val="0"/>
+                <w:sz w:val="18"/>
+                <w:szCs w:val="18"/>
+                <w:lang w:val="en-US" w:eastAsia="zh-CN" w:bidi="ar-SA"/>
+              </w:rPr>
+            </w:pPr>
+            <w:r>
+              <w:rPr>
+                <w:rFonts w:hint="eastAsia" w:ascii="宋体" w:hAnsi="宋体" w:eastAsia="宋体" w:cs="宋体"/>
+                <w:sz w:val="18"/>
+                <w:szCs w:val="18"/>
+              </w:rPr>
+              <w:t>≥90%</w:t>
+            </w:r>
+          </w:p>
+        </w:tc>
+        <w:tc>
+          <w:tcPr>
+            <w:tcW w:w="911" w:type="dxa"/>
+            <w:shd w:val="clear" w:color="auto" w:fill="auto"/>
+            <w:vAlign w:val="top"/>
+          </w:tcPr>
+          <w:p>
+            <w:pPr>
+              <w:rPr>
+                <w:rFonts w:hint="eastAsia" w:ascii="宋体" w:hAnsi="宋体" w:eastAsia="宋体" w:cs="宋体"/>
+                <w:snapToGrid w:val="0"/>
+                <w:color w:val="000000"/>
+                <w:kern w:val="0"/>
+                <w:sz w:val="18"/>
+                <w:szCs w:val="18"/>
+                <w:lang w:val="en-US" w:eastAsia="zh-CN" w:bidi="ar-SA"/>
+              </w:rPr>
+            </w:pPr>
+            <w:r>
+              <w:rPr>
+                <w:rFonts w:hint="eastAsia" w:ascii="宋体" w:hAnsi="宋体" w:eastAsia="宋体" w:cs="宋体"/>
+                <w:sz w:val="18"/>
+                <w:szCs w:val="18"/>
+                <w:lang w:val="en-US" w:eastAsia="zh-CN"/>
+              </w:rPr>
+              <w:t>每年</w:t>
+            </w:r>
+          </w:p>
+        </w:tc>
+      </w:tr>
+    </w:tbl>
     <w:p>
       <w:pPr>
         <w:pStyle w:val="30"/>
@@ -3569,7 +3899,10 @@
           <w:lang w:val="en-US" w:eastAsia="zh-CN"/>
         </w:rPr>
       </w:pPr>
-      <w:bookmarkStart w:id="19" w:name="_Toc29621"/>
+      <w:bookmarkStart w:id="19" w:name="bookmark3"/>
+      <w:bookmarkEnd w:id="19"/>
+      <w:bookmarkStart w:id="20" w:name="_Toc17424"/>
+      <w:bookmarkStart w:id="21" w:name="_Toc6051"/>
       <w:r>
         <w:rPr>
           <w:rStyle w:val="40"/>
@@ -3578,8 +3911,8 @@
         </w:rPr>
         <w:t>附则</w:t>
       </w:r>
-      <w:bookmarkEnd w:id="18"/>
-      <w:bookmarkEnd w:id="19"/>
+      <w:bookmarkEnd w:id="20"/>
+      <w:bookmarkEnd w:id="21"/>
     </w:p>
     <w:p>
       <w:pPr>
@@ -3688,9 +4021,9 @@
           <w:lang w:val="en-US" w:eastAsia="zh-CN"/>
         </w:rPr>
       </w:pPr>
-      <w:bookmarkStart w:id="20" w:name="bookmark14"/>
-      <w:bookmarkEnd w:id="20"/>
-      <w:bookmarkStart w:id="21" w:name="_Toc15069"/>
+      <w:bookmarkStart w:id="22" w:name="bookmark14"/>
+      <w:bookmarkEnd w:id="22"/>
+      <w:bookmarkStart w:id="23" w:name="_Toc16339"/>
       <w:r>
         <w:rPr>
           <w:rFonts w:hint="eastAsia"/>
@@ -3698,7 +4031,7 @@
         </w:rPr>
         <w:t>附件</w:t>
       </w:r>
-      <w:bookmarkEnd w:id="21"/>
+      <w:bookmarkEnd w:id="23"/>
     </w:p>
     <w:p>
       <w:pPr>
@@ -3734,7 +4067,7 @@
           <w:lang w:val="en-US" w:eastAsia="zh-CN"/>
         </w:rPr>
       </w:pPr>
-      <w:bookmarkStart w:id="22" w:name="_Toc5210"/>
+      <w:bookmarkStart w:id="24" w:name="_Toc13124"/>
       <w:r>
         <w:rPr>
           <w:rFonts w:hint="eastAsia"/>
@@ -3742,7 +4075,7 @@
         </w:rPr>
         <w:t>记录</w:t>
       </w:r>
-      <w:bookmarkEnd w:id="22"/>
+      <w:bookmarkEnd w:id="24"/>
     </w:p>
     <w:p>
       <w:pPr>
@@ -3815,7 +4148,7 @@
   <w:footnote w:type="separator" w:id="2">
     <w:p>
       <w:pPr>
-        <w:spacing w:line="240" w:lineRule="auto"/>
+        <w:spacing w:line="360" w:lineRule="auto"/>
       </w:pPr>
       <w:r>
         <w:separator/>
@@ -3825,7 +4158,7 @@
   <w:footnote w:type="continuationSeparator" w:id="3">
     <w:p>
       <w:pPr>
-        <w:spacing w:line="240" w:lineRule="auto"/>
+        <w:spacing w:line="360" w:lineRule="auto"/>
       </w:pPr>
       <w:r>
         <w:continuationSeparator/>
@@ -4132,7 +4465,7 @@
     <w:pPrDefault/>
   </w:docDefaults>
   <w:latentStyles w:count="260" w:defQFormat="0" w:defUnhideWhenUsed="1" w:defSemiHidden="1" w:defUIPriority="99" w:defLockedState="0">
-    <w:lsdException w:qFormat="1" w:unhideWhenUsed="0" w:uiPriority="0" w:name="Normal"/>
+    <w:lsdException w:qFormat="1" w:unhideWhenUsed="0" w:uiPriority="0" w:semiHidden="0" w:name="Normal"/>
     <w:lsdException w:qFormat="1" w:unhideWhenUsed="0" w:uiPriority="0" w:semiHidden="0" w:name="heading 1"/>
     <w:lsdException w:qFormat="1" w:uiPriority="0" w:semiHidden="0" w:name="heading 2"/>
     <w:lsdException w:qFormat="1" w:uiPriority="0" w:name="heading 3"/>
@@ -4383,7 +4716,6 @@
   </w:latentStyles>
   <w:style w:type="paragraph" w:default="1" w:styleId="1">
     <w:name w:val="Normal"/>
-    <w:semiHidden/>
     <w:qFormat/>
     <w:uiPriority w:val="0"/>
     <w:pPr>
@@ -4392,12 +4724,12 @@
       <w:autoSpaceDN w:val="0"/>
       <w:adjustRightInd w:val="0"/>
       <w:snapToGrid w:val="0"/>
-      <w:spacing w:line="240" w:lineRule="auto"/>
+      <w:spacing w:line="360" w:lineRule="auto"/>
       <w:jc w:val="left"/>
       <w:textAlignment w:val="baseline"/>
     </w:pPr>
     <w:rPr>
-      <w:rFonts w:ascii="Arial" w:hAnsi="Arial" w:eastAsia="Arial" w:cs="Arial"/>
+      <w:rFonts w:ascii="Arial" w:hAnsi="Arial" w:eastAsia="宋体" w:cs="Arial"/>
       <w:snapToGrid w:val="0"/>
       <w:color w:val="000000"/>
       <w:kern w:val="0"/>
@@ -4698,10 +5030,10 @@
     <w:uiPriority w:val="0"/>
     <w:pPr>
       <w:pBdr>
-        <w:top w:val="none" w:color="auto" w:sz="0" w:space="0"/>
-        <w:left w:val="none" w:color="auto" w:sz="0" w:space="0"/>
-        <w:bottom w:val="none" w:color="auto" w:sz="0" w:space="0"/>
-        <w:right w:val="none" w:color="auto" w:sz="0" w:space="0"/>
+        <w:top w:val="none" w:color="auto" w:sz="0" w:space="1"/>
+        <w:left w:val="none" w:color="auto" w:sz="0" w:space="4"/>
+        <w:bottom w:val="none" w:color="auto" w:sz="0" w:space="1"/>
+        <w:right w:val="none" w:color="auto" w:sz="0" w:space="4"/>
       </w:pBdr>
       <w:tabs>
         <w:tab w:val="center" w:pos="4153"/>
@@ -4891,6 +5223,7 @@
   <w:style w:type="paragraph" w:customStyle="1" w:styleId="31">
     <w:name w:val="柴_正文"/>
     <w:basedOn w:val="12"/>
+    <w:link w:val="44"/>
     <w:qFormat/>
     <w:uiPriority w:val="0"/>
     <w:pPr>
@@ -4906,7 +5239,7 @@
   <w:style w:type="paragraph" w:customStyle="1" w:styleId="32">
     <w:name w:val="柴_标题2"/>
     <w:basedOn w:val="3"/>
-    <w:next w:val="1"/>
+    <w:next w:val="31"/>
     <w:qFormat/>
     <w:uiPriority w:val="0"/>
     <w:pPr>
@@ -4920,7 +5253,7 @@
   <w:style w:type="paragraph" w:customStyle="1" w:styleId="33">
     <w:name w:val="柴_标题3"/>
     <w:basedOn w:val="4"/>
-    <w:next w:val="1"/>
+    <w:next w:val="31"/>
     <w:qFormat/>
     <w:uiPriority w:val="0"/>
     <w:pPr>
@@ -5030,6 +5363,64 @@
     <w:rPr>
       <w:rFonts w:ascii="Arial" w:hAnsi="Arial" w:eastAsia="宋体"/>
       <w:sz w:val="32"/>
+    </w:rPr>
+  </w:style>
+  <w:style w:type="table" w:customStyle="1" w:styleId="41">
+    <w:name w:val="Table Normal"/>
+    <w:semiHidden/>
+    <w:unhideWhenUsed/>
+    <w:qFormat/>
+    <w:uiPriority w:val="0"/>
+    <w:tblPr>
+      <w:tblCellMar>
+        <w:top w:w="0" w:type="dxa"/>
+        <w:left w:w="0" w:type="dxa"/>
+        <w:bottom w:w="0" w:type="dxa"/>
+        <w:right w:w="0" w:type="dxa"/>
+      </w:tblCellMar>
+    </w:tblPr>
+  </w:style>
+  <w:style w:type="paragraph" w:customStyle="1" w:styleId="42">
+    <w:name w:val="柴_正文_无缩进"/>
+    <w:basedOn w:val="1"/>
+    <w:qFormat/>
+    <w:uiPriority w:val="0"/>
+    <w:pPr>
+      <w:ind w:firstLine="0" w:firstLineChars="0"/>
+    </w:pPr>
+    <w:rPr>
+      <w:rFonts w:ascii="Arial" w:hAnsi="Arial"/>
+      <w:sz w:val="24"/>
+      <w:lang w:eastAsia="zh-CN"/>
+    </w:rPr>
+  </w:style>
+  <w:style w:type="paragraph" w:customStyle="1" w:styleId="43">
+    <w:name w:val="柴_标题4"/>
+    <w:basedOn w:val="5"/>
+    <w:next w:val="1"/>
+    <w:qFormat/>
+    <w:uiPriority w:val="0"/>
+    <w:pPr>
+      <w:widowControl w:val="0"/>
+      <w:spacing w:before="160" w:line="360" w:lineRule="auto"/>
+      <w:ind w:left="981" w:leftChars="300" w:hanging="862"/>
+    </w:pPr>
+    <w:rPr>
+      <w:rFonts w:hint="eastAsia" w:ascii="Calibri" w:hAnsi="Calibri" w:eastAsia="宋体" w:cs="宋体"/>
+      <w:sz w:val="24"/>
+      <w:szCs w:val="24"/>
+      <w:lang w:eastAsia="zh-CN" w:bidi="zh-CN"/>
+    </w:rPr>
+  </w:style>
+  <w:style w:type="character" w:customStyle="1" w:styleId="44">
+    <w:name w:val="柴_正文 Char"/>
+    <w:link w:val="31"/>
+    <w:qFormat/>
+    <w:uiPriority w:val="0"/>
+    <w:rPr>
+      <w:rFonts w:ascii="Arial" w:hAnsi="Arial" w:eastAsia="宋体"/>
+      <w:sz w:val="24"/>
+      <w:lang w:eastAsia="zh-CN"/>
     </w:rPr>
   </w:style>
 </w:styles>
